--- a/docs/合同比对与历史向量业务类型识别流程及接口调用说明.docx
+++ b/docs/合同比对与历史向量业务类型识别流程及接口调用说明.docx
@@ -1612,7 +1612,7 @@
           <w:color w:val="404040"/>
           <w:sz w:val="21"/>
         </w:rPr>
-        <w:t>系统在完成合同结构比对或变更函内容提取后，对每一个变化段落调用历史向量识别。识别采用“变化段落优先、上下文兜底”：先用最小且与历史样本粒度一致的段落文本匹配；只有首轮返回 NO_RELIABLE_MATCH 时，才构造包含标题、目标段落和相邻正文的上下文再次匹配。</w:t>
+        <w:t>/compare 在完成合同结构比对或变更函内容提取后，对每一个变化段落调用历史向量识别。识别采用“变化段落优先、上下文兜底”：先用最小且与历史样本粒度一致的段落文本匹配；只有首轮返回 NO_RELIABLE_MATCH 时，才构造包含标题、目标段落和相邻正文的上下文再次匹配。临时 /export 到基础分析结束即生成 Excel。</w:t>
       </w:r>
     </w:p>
     <w:p>
@@ -1682,12 +1682,7 @@
         <w:ind w:left="369" w:hanging="142"/>
       </w:pPr>
       <w:r>
-        <w:rPr>
-          <w:rFonts w:ascii="Arial" w:hAnsi="Arial" w:eastAsia="Microsoft YaHei"/>
-          <w:color w:val="404040"/>
-          <w:sz w:val="20"/>
-        </w:rPr>
-        <w:t>预测结果只随 JSON 或 Excel 返回，不创建审核任务，也不自动写入历史向量库。</w:t>
+        <w:t>预测结果只随 /compare 的 JSON 返回；顶层 fileChangeTypeCodes 提供按统一可信度规则聚合的文件级编码。本期不创建审核任务，也不自动写入历史向量库。临时 /export 不执行向量识别。</w:t>
       </w:r>
     </w:p>
     <w:p>
@@ -2866,7 +2861,7 @@
                 <w:color w:val="404040"/>
                 <w:sz w:val="17"/>
               </w:rPr>
-              <w:t>多实例索引同步</w:t>
+              <w:t>临时导出</w:t>
             </w:r>
           </w:p>
         </w:tc>
@@ -2900,6 +2895,111 @@
                 <w:color w:val="404040"/>
                 <w:sz w:val="17"/>
               </w:rPr>
+              <w:t>保持基础能力</w:t>
+            </w:r>
+          </w:p>
+        </w:tc>
+        <w:tc>
+          <w:tcPr>
+            <w:tcW w:type="dxa" w:w="5783"/>
+            <w:tcBorders>
+              <w:top w:val="single" w:sz="4" w:color="B7C9DD"/>
+              <w:left w:val="single" w:sz="4" w:color="B7C9DD"/>
+              <w:bottom w:val="single" w:sz="4" w:color="B7C9DD"/>
+              <w:right w:val="single" w:sz="4" w:color="B7C9DD"/>
+              <w:insideH w:val="single" w:sz="4" w:color="B7C9DD"/>
+              <w:insideV w:val="single" w:sz="4" w:color="B7C9DD"/>
+            </w:tcBorders>
+            <w:tcMar>
+              <w:top w:w="80" w:type="dxa"/>
+              <w:start w:w="90" w:type="dxa"/>
+              <w:bottom w:w="80" w:type="dxa"/>
+              <w:end w:w="90" w:type="dxa"/>
+            </w:tcMar>
+            <w:vAlign w:val="center"/>
+            <w:shd w:fill="EEF5FB"/>
+          </w:tcPr>
+          <w:p>
+            <w:pPr>
+              <w:spacing w:before="0" w:after="0" w:line="252" w:lineRule="auto"/>
+            </w:pPr>
+            <w:r>
+              <w:rPr>
+                <w:rFonts w:ascii="Arial" w:hAnsi="Arial" w:eastAsia="Microsoft YaHei"/>
+                <w:color w:val="404040"/>
+                <w:sz w:val="17"/>
+              </w:rPr>
+              <w:t>不要求 UserId，不调用 Embedding 或历史向量索引，不输出预测字段</w:t>
+            </w:r>
+          </w:p>
+        </w:tc>
+      </w:tr>
+      <w:tr>
+        <w:trPr>
+          <w:cantSplit/>
+        </w:trPr>
+        <w:tc>
+          <w:tcPr>
+            <w:tcW w:type="dxa" w:w="1701"/>
+            <w:tcBorders>
+              <w:top w:val="single" w:sz="4" w:color="B7C9DD"/>
+              <w:left w:val="single" w:sz="4" w:color="B7C9DD"/>
+              <w:bottom w:val="single" w:sz="4" w:color="B7C9DD"/>
+              <w:right w:val="single" w:sz="4" w:color="B7C9DD"/>
+              <w:insideH w:val="single" w:sz="4" w:color="B7C9DD"/>
+              <w:insideV w:val="single" w:sz="4" w:color="B7C9DD"/>
+            </w:tcBorders>
+            <w:tcMar>
+              <w:top w:w="80" w:type="dxa"/>
+              <w:start w:w="90" w:type="dxa"/>
+              <w:bottom w:w="80" w:type="dxa"/>
+              <w:end w:w="90" w:type="dxa"/>
+            </w:tcMar>
+            <w:vAlign w:val="center"/>
+          </w:tcPr>
+          <w:p>
+            <w:pPr>
+              <w:spacing w:before="0" w:after="0" w:line="252" w:lineRule="auto"/>
+            </w:pPr>
+            <w:r>
+              <w:rPr>
+                <w:rFonts w:ascii="Arial" w:hAnsi="Arial" w:eastAsia="Microsoft YaHei"/>
+                <w:color w:val="404040"/>
+                <w:sz w:val="17"/>
+              </w:rPr>
+              <w:t>多实例索引同步</w:t>
+            </w:r>
+          </w:p>
+        </w:tc>
+        <w:tc>
+          <w:tcPr>
+            <w:tcW w:type="dxa" w:w="1701"/>
+            <w:tcBorders>
+              <w:top w:val="single" w:sz="4" w:color="B7C9DD"/>
+              <w:left w:val="single" w:sz="4" w:color="B7C9DD"/>
+              <w:bottom w:val="single" w:sz="4" w:color="B7C9DD"/>
+              <w:right w:val="single" w:sz="4" w:color="B7C9DD"/>
+              <w:insideH w:val="single" w:sz="4" w:color="B7C9DD"/>
+              <w:insideV w:val="single" w:sz="4" w:color="B7C9DD"/>
+            </w:tcBorders>
+            <w:tcMar>
+              <w:top w:w="80" w:type="dxa"/>
+              <w:start w:w="90" w:type="dxa"/>
+              <w:bottom w:w="80" w:type="dxa"/>
+              <w:end w:w="90" w:type="dxa"/>
+            </w:tcMar>
+            <w:vAlign w:val="center"/>
+          </w:tcPr>
+          <w:p>
+            <w:pPr>
+              <w:spacing w:before="0" w:after="0" w:line="252" w:lineRule="auto"/>
+            </w:pPr>
+            <w:r>
+              <w:rPr>
+                <w:rFonts w:ascii="Arial" w:hAnsi="Arial" w:eastAsia="Microsoft YaHei"/>
+                <w:color w:val="404040"/>
+                <w:sz w:val="17"/>
+              </w:rPr>
               <w:t>暂不覆盖</w:t>
             </w:r>
           </w:p>
@@ -2922,7 +3022,6 @@
               <w:end w:w="90" w:type="dxa"/>
             </w:tcMar>
             <w:vAlign w:val="center"/>
-            <w:shd w:fill="EEF5FB"/>
           </w:tcPr>
           <w:p>
             <w:pPr>
@@ -3870,7 +3969,7 @@
               </w:rPr>
               <w:t>5</w:t>
               <w:br/>
-              <w:t>返回 JSON 或 Excel</w:t>
+              <w:t>返回 JSON</w:t>
             </w:r>
           </w:p>
         </w:tc>
@@ -3892,7 +3991,7 @@
           <w:color w:val="404040"/>
           <w:sz w:val="21"/>
         </w:rPr>
-        <w:t>基础分析与业务类型识别处于同一次请求中。基础分析成功而预测服务局部失败时，接口仍返回变化内容，并用业务类型状态和 warnings 明确标识未完成部分。只有文件下载、DOCX 解析、请求校验等基础分析错误仍按原规则结束请求。</w:t>
+        <w:t>/compare 的基础分析与业务类型识别处于同一次请求中。基础分析成功而预测服务局部失败时，接口仍返回变化内容，并用业务类型状态和 warnings 明确标识未完成部分。临时 /export 只执行下载、结构比对或内容提取并生成 Excel，不进入段落识别和上下文兜底。</w:t>
       </w:r>
     </w:p>
     <w:p>
@@ -5058,7 +5157,7 @@
                 <w:color w:val="404040"/>
                 <w:sz w:val="17"/>
               </w:rPr>
-              <w:t>将分析和业务类型结果输出为工作簿</w:t>
+              <w:t>输出基础合同差异或单文件变更内容，不调用向量能力</w:t>
             </w:r>
           </w:p>
         </w:tc>
@@ -5092,7 +5191,7 @@
                 <w:color w:val="404040"/>
                 <w:sz w:val="17"/>
               </w:rPr>
-              <w:t>导出请求失败，不影响已完成的独立 compare 调用</w:t>
+              <w:t>导出请求失败，不影响独立 compare 调用</w:t>
             </w:r>
           </w:p>
         </w:tc>
@@ -5293,7 +5392,7 @@
                 <w:color w:val="404040"/>
                 <w:sz w:val="17"/>
               </w:rPr>
-              <w:t>UserId 请求头</w:t>
+              <w:t>/compare 的 UserId 请求头</w:t>
             </w:r>
           </w:p>
         </w:tc>
@@ -5359,7 +5458,7 @@
                 <w:color w:val="404040"/>
                 <w:sz w:val="17"/>
               </w:rPr>
-              <w:t>实际操作人工号，透传 Embedding 网关用于审计；日志不记录</w:t>
+              <w:t>实际操作人工号，透传 Embedding 网关用于审计；/export 不要求</w:t>
             </w:r>
           </w:p>
         </w:tc>
@@ -5952,21 +6051,7 @@
         <w:ind w:left="408" w:hanging="198"/>
       </w:pPr>
       <w:r>
-        <w:rPr>
-          <w:rFonts w:ascii="Arial" w:hAnsi="Arial" w:eastAsia="Microsoft YaHei"/>
-          <w:b/>
-          <w:color w:val="202020"/>
-          <w:sz w:val="20"/>
-        </w:rPr>
-        <w:t xml:space="preserve">7. </w:t>
-      </w:r>
-      <w:r>
-        <w:rPr>
-          <w:rFonts w:ascii="Arial" w:hAnsi="Arial" w:eastAsia="Microsoft YaHei"/>
-          <w:color w:val="404040"/>
-          <w:sz w:val="20"/>
-        </w:rPr>
-        <w:t>汇总 matchedCount、noReliableMatchCount、failedCount、skippedTooLongCount 并返回。</w:t>
+        <w:t>7. 汇总 matchedCount、noReliableMatchCount、failedCount、skippedTooLongCount，并按文件级可信度规则生成 fileChangeTypeCodes 后返回。</w:t>
       </w:r>
     </w:p>
     <w:p>
@@ -6473,7 +6558,7 @@
           <w:color w:val="2F75B5"/>
           <w:sz w:val="24"/>
         </w:rPr>
-        <w:t>3.5 Excel 列</w:t>
+        <w:t>3.5 临时导出 Excel 列</w:t>
       </w:r>
     </w:p>
     <w:tbl>
@@ -6596,7 +6681,7 @@
                 <w:color w:val="FFFFFF"/>
                 <w:sz w:val="18"/>
               </w:rPr>
-              <w:t>追加预测列</w:t>
+              <w:t>说明</w:t>
             </w:r>
           </w:p>
         </w:tc>
@@ -6667,7 +6752,7 @@
                 <w:color w:val="404040"/>
                 <w:sz w:val="17"/>
               </w:rPr>
-              <w:t>14</w:t>
+              <w:t>9</w:t>
             </w:r>
           </w:p>
         </w:tc>
@@ -6700,7 +6785,7 @@
                 <w:color w:val="404040"/>
                 <w:sz w:val="17"/>
               </w:rPr>
-              <w:t>业务类型、识别状态、预测等级、最高相似度、识别输入范围</w:t>
+              <w:t>只包含基础差异字段，不包含业务类型预测</w:t>
             </w:r>
           </w:p>
         </w:tc>
@@ -6773,7 +6858,7 @@
                 <w:color w:val="404040"/>
                 <w:sz w:val="17"/>
               </w:rPr>
-              <w:t>16</w:t>
+              <w:t>11</w:t>
             </w:r>
           </w:p>
         </w:tc>
@@ -7008,7 +7093,7 @@
                 <w:color w:val="404040"/>
                 <w:sz w:val="17"/>
               </w:rPr>
-              <w:t>UserId 请求头</w:t>
+              <w:t>/compare 的 UserId 请求头</w:t>
             </w:r>
           </w:p>
         </w:tc>
@@ -7074,7 +7159,7 @@
                 <w:color w:val="404040"/>
                 <w:sz w:val="17"/>
               </w:rPr>
-              <w:t>实际操作人工号</w:t>
+              <w:t>实际操作人工号；/export 不要求</w:t>
             </w:r>
           </w:p>
         </w:tc>
@@ -7872,7 +7957,7 @@
               </w:rPr>
               <w:t>4</w:t>
               <w:br/>
-              <w:t>业务类型识别</w:t>
+              <w:t>compare 执行业务识别</w:t>
             </w:r>
           </w:p>
         </w:tc>
@@ -7910,7 +7995,7 @@
               </w:rPr>
               <w:t>5</w:t>
               <w:br/>
-              <w:t>返回或导出</w:t>
+              <w:t>返回 JSON 或基础导出</w:t>
             </w:r>
           </w:p>
         </w:tc>
@@ -7996,21 +8081,7 @@
         <w:ind w:left="408" w:hanging="198"/>
       </w:pPr>
       <w:r>
-        <w:rPr>
-          <w:rFonts w:ascii="Arial" w:hAnsi="Arial" w:eastAsia="Microsoft YaHei"/>
-          <w:b/>
-          <w:color w:val="202020"/>
-          <w:sz w:val="20"/>
-        </w:rPr>
-        <w:t xml:space="preserve">4. </w:t>
-      </w:r>
-      <w:r>
-        <w:rPr>
-          <w:rFonts w:ascii="Arial" w:hAnsi="Arial" w:eastAsia="Microsoft YaHei"/>
-          <w:color w:val="404040"/>
-          <w:sz w:val="20"/>
-        </w:rPr>
-        <w:t>返回与双版本模式相同的 businessTypePrediction 和 predictionSummary。</w:t>
+        <w:t>4. 返回与双版本模式相同的 businessTypePrediction、predictionSummary 和 fileChangeTypeCodes。</w:t>
       </w:r>
     </w:p>
     <w:p>
@@ -8033,7 +8104,7 @@
           <w:color w:val="404040"/>
           <w:sz w:val="20"/>
         </w:rPr>
-        <w:t>导出工作簿按一个变更段落一行，包含来源标题、目标条款、结构变化、前后内容、具体变化及预测字段。</w:t>
+        <w:t>临时导出工作簿按一个变更段落一行，只包含来源标题、目标条款、结构变化、前后内容和具体变化，不调用向量服务。</w:t>
       </w:r>
     </w:p>
     <w:p>
@@ -8243,7 +8314,7 @@
                 <w:color w:val="404040"/>
                 <w:sz w:val="17"/>
               </w:rPr>
-              <w:t>13</w:t>
+              <w:t>8</w:t>
             </w:r>
           </w:p>
         </w:tc>
@@ -8276,7 +8347,7 @@
                 <w:color w:val="404040"/>
                 <w:sz w:val="17"/>
               </w:rPr>
-              <w:t>原有 8 列后追加业务类型、识别状态、预测等级、最高相似度、识别输入范围</w:t>
+              <w:t>基础变更提取字段，不包含业务类型预测</w:t>
             </w:r>
           </w:p>
         </w:tc>
@@ -10990,6 +11061,61 @@
     </w:tbl>
     <w:p>
       <w:pPr>
+        <w:pStyle w:val="Heading2"/>
+        <w:jc w:val="left"/>
+      </w:pPr>
+      <w:r>
+        <w:t>5.6 文件级类型聚合</w:t>
+      </w:r>
+    </w:p>
+    <w:p>
+      <w:pPr/>
+      <w:r>
+        <w:t>/compare 在所有变化段落完成首轮预测和上下文兜底后生成 fileChangeTypeCodes。聚合证据使用基础变化段落：新增和修改取 newContent，删除取 oldContent；上下文只改变预测结果，不改变段落去重键。</w:t>
+      </w:r>
+    </w:p>
+    <w:p>
+      <w:pPr>
+        <w:pStyle w:val="ListBullet"/>
+      </w:pPr>
+      <w:r>
+        <w:t>任一不同规范化段落返回 HIGH 时，对应编码直接进入文件级集合。</w:t>
+      </w:r>
+    </w:p>
+    <w:p>
+      <w:pPr>
+        <w:pStyle w:val="ListBullet"/>
+      </w:pPr>
+      <w:r>
+        <w:t>只有 CANDIDATE 时，同一编码至少需要两个不同规范化段落共同支持。</w:t>
+      </w:r>
+    </w:p>
+    <w:p>
+      <w:pPr>
+        <w:pStyle w:val="ListBullet"/>
+      </w:pPr>
+      <w:r>
+        <w:t>相同规范化段落在不同条款上下文产生多个候选时先合并；每个编码对该段落最多计一次，同一编码同时出现 HIGH 和 CANDIDATE 时以 HIGH 为准。</w:t>
+      </w:r>
+    </w:p>
+    <w:p>
+      <w:pPr>
+        <w:pStyle w:val="ListBullet"/>
+      </w:pPr>
+      <w:r>
+        <w:t>FAILED、SKIPPED_TOO_LONG 和 NO_RELIABLE_MATCH 不贡献类型；其他成功段落仍参与聚合。因此 warnings 存在预测失败时，fileChangeTypeCodes 可能不完整，调用方应保留人工复核提示。</w:t>
+      </w:r>
+    </w:p>
+    <w:p>
+      <w:pPr>
+        <w:pStyle w:val="ListBullet"/>
+      </w:pPr>
+      <w:r>
+        <w:t>没有满足条件的类型时返回空数组，不返回 null。</w:t>
+      </w:r>
+    </w:p>
+    <w:p>
+      <w:pPr>
         <w:spacing w:after="20"/>
       </w:pPr>
     </w:p>
@@ -12961,7 +13087,7 @@
                 <w:color w:val="404040"/>
                 <w:sz w:val="17"/>
               </w:rPr>
-              <w:t>Content-Type: application/json；UserId: 实际操作人工号</w:t>
+              <w:t>compare：Content-Type + UserId；export：只需 Content-Type</w:t>
             </w:r>
           </w:p>
         </w:tc>
@@ -13387,11 +13513,6 @@
         <w:shd w:fill="F2F2F2"/>
       </w:pPr>
       <w:r>
-        <w:rPr>
-          <w:rFonts w:ascii="Consolas" w:hAnsi="Consolas" w:eastAsia="Microsoft YaHei"/>
-          <w:color w:val="202020"/>
-          <w:sz w:val="15"/>
-        </w:rPr>
         <w:t>{</w:t>
         <w:br/>
         <w:t xml:space="preserve">  "code": 200,</w:t>
@@ -13413,6 +13534,8 @@
         <w:t xml:space="preserve">      "skippedTooLongCount": 0</w:t>
         <w:br/>
         <w:t xml:space="preserve">    },</w:t>
+        <w:br/>
+        <w:t xml:space="preserve">    "fileChangeTypeCodes": ["PAYMENT_TERM"],</w:t>
         <w:br/>
         <w:t xml:space="preserve">    "changes": [{</w:t>
         <w:br/>
@@ -13572,10 +13695,8 @@
         <w:br/>
         <w:t>Content-Type: application/json</w:t>
         <w:br/>
-        <w:t>UserId: employee-001</w:t>
         <w:br/>
-        <w:br/>
-        <w:t>请求体与 /compare 完全相同。</w:t>
+        <w:t>请求体字段与 /compare 相同，但不需要 UserId。</w:t>
       </w:r>
     </w:p>
     <w:tbl>
@@ -13931,7 +14052,7 @@
           <w:color w:val="404040"/>
           <w:sz w:val="21"/>
         </w:rPr>
-        <w:t>当前未保存分析任务，因此 /export 会独立执行下载、解析和预测。如果业务前端先调用 /compare 又立即调用 /export，会产生两次完整分析和模型调用。调用方应按一次操作只选择 JSON 分析或直接导出；若未来要求先预览后无重复导出，需要另行引入结果缓存或任务持久化。</w:t>
+        <w:t>/export 是临时基础导出工具，只执行文件下载、DOCX 解析、结构比对或变更内容提取，然后输出原始差异字段。它不访问历史向量索引、不调用 Embedding、不返回业务类型预测，也不会因为模型或索引不可用而失败。</w:t>
       </w:r>
     </w:p>
     <w:p>
@@ -15753,7 +15874,7 @@
           <w:color w:val="2F75B5"/>
           <w:sz w:val="24"/>
         </w:rPr>
-        <w:t>9.1 顶层响应字段</w:t>
+        <w:t>9.1 compare 顶层响应字段</w:t>
       </w:r>
     </w:p>
     <w:tbl>
@@ -16299,6 +16420,107 @@
                 <w:sz w:val="17"/>
               </w:rPr>
               <w:t>四类预测状态计数</w:t>
+            </w:r>
+          </w:p>
+        </w:tc>
+      </w:tr>
+      <w:tr>
+        <w:tc>
+          <w:tcPr>
+            <w:tcW w:type="dxa" w:w="2381"/>
+            <w:tcBorders>
+              <w:top w:val="single" w:sz="4" w:color="B7C9DD"/>
+              <w:left w:val="single" w:sz="4" w:color="B7C9DD"/>
+              <w:bottom w:val="single" w:sz="4" w:color="B7C9DD"/>
+              <w:right w:val="single" w:sz="4" w:color="B7C9DD"/>
+              <w:insideH w:val="single" w:sz="4" w:color="B7C9DD"/>
+              <w:insideV w:val="single" w:sz="4" w:color="B7C9DD"/>
+            </w:tcBorders>
+            <w:tcMar>
+              <w:top w:w="80" w:type="dxa"/>
+              <w:start w:w="90" w:type="dxa"/>
+              <w:bottom w:w="80" w:type="dxa"/>
+              <w:end w:w="90" w:type="dxa"/>
+            </w:tcMar>
+            <w:vAlign w:val="center"/>
+          </w:tcPr>
+          <w:p>
+            <w:pPr>
+              <w:spacing w:before="0" w:after="0" w:line="252" w:lineRule="auto"/>
+            </w:pPr>
+            <w:r>
+              <w:rPr>
+                <w:rFonts w:ascii="Arial" w:hAnsi="Arial" w:eastAsia="Microsoft YaHei"/>
+                <w:color w:val="404040"/>
+                <w:sz w:val="17"/>
+              </w:rPr>
+              <w:t>fileChangeTypeCodes</w:t>
+            </w:r>
+          </w:p>
+        </w:tc>
+        <w:tc>
+          <w:tcPr>
+            <w:tcW w:type="dxa" w:w="1814"/>
+            <w:tcBorders>
+              <w:top w:val="single" w:sz="4" w:color="B7C9DD"/>
+              <w:left w:val="single" w:sz="4" w:color="B7C9DD"/>
+              <w:bottom w:val="single" w:sz="4" w:color="B7C9DD"/>
+              <w:right w:val="single" w:sz="4" w:color="B7C9DD"/>
+              <w:insideH w:val="single" w:sz="4" w:color="B7C9DD"/>
+              <w:insideV w:val="single" w:sz="4" w:color="B7C9DD"/>
+            </w:tcBorders>
+            <w:tcMar>
+              <w:top w:w="80" w:type="dxa"/>
+              <w:start w:w="90" w:type="dxa"/>
+              <w:bottom w:w="80" w:type="dxa"/>
+              <w:end w:w="90" w:type="dxa"/>
+            </w:tcMar>
+            <w:vAlign w:val="center"/>
+          </w:tcPr>
+          <w:p>
+            <w:pPr>
+              <w:spacing w:before="0" w:after="0" w:line="252" w:lineRule="auto"/>
+            </w:pPr>
+            <w:r>
+              <w:rPr>
+                <w:rFonts w:ascii="Arial" w:hAnsi="Arial" w:eastAsia="Microsoft YaHei"/>
+                <w:color w:val="404040"/>
+                <w:sz w:val="17"/>
+              </w:rPr>
+              <w:t>string[]</w:t>
+            </w:r>
+          </w:p>
+        </w:tc>
+        <w:tc>
+          <w:tcPr>
+            <w:tcW w:type="dxa" w:w="4989"/>
+            <w:tcBorders>
+              <w:top w:val="single" w:sz="4" w:color="B7C9DD"/>
+              <w:left w:val="single" w:sz="4" w:color="B7C9DD"/>
+              <w:bottom w:val="single" w:sz="4" w:color="B7C9DD"/>
+              <w:right w:val="single" w:sz="4" w:color="B7C9DD"/>
+              <w:insideH w:val="single" w:sz="4" w:color="B7C9DD"/>
+              <w:insideV w:val="single" w:sz="4" w:color="B7C9DD"/>
+            </w:tcBorders>
+            <w:tcMar>
+              <w:top w:w="80" w:type="dxa"/>
+              <w:start w:w="90" w:type="dxa"/>
+              <w:bottom w:w="80" w:type="dxa"/>
+              <w:end w:w="90" w:type="dxa"/>
+            </w:tcMar>
+            <w:vAlign w:val="center"/>
+          </w:tcPr>
+          <w:p>
+            <w:pPr>
+              <w:spacing w:before="0" w:after="0" w:line="252" w:lineRule="auto"/>
+            </w:pPr>
+            <w:r>
+              <w:rPr>
+                <w:rFonts w:ascii="Arial" w:hAnsi="Arial" w:eastAsia="Microsoft YaHei"/>
+                <w:color w:val="404040"/>
+                <w:sz w:val="17"/>
+              </w:rPr>
+              <w:t>文件级业务变更类型编码；HIGH 直接进入，CANDIDATE 需至少两个不同规范化变化段落共同支持；去重后按编码升序排列；无满足条件的类型时固定返回 []</w:t>
             </w:r>
           </w:p>
         </w:tc>
@@ -18490,7 +18712,7 @@
                 <w:color w:val="404040"/>
                 <w:sz w:val="17"/>
               </w:rPr>
-              <w:t>缺 UserId、缺文件路径、JSON 错误、文件类型或大小不合法</w:t>
+              <w:t>compare 缺 UserId、缺文件路径、JSON 错误、文件类型或大小不合法</w:t>
             </w:r>
           </w:p>
         </w:tc>
@@ -20307,7 +20529,7 @@
           <w:color w:val="404040"/>
           <w:sz w:val="20"/>
         </w:rPr>
-        <w:t>UserId 能从网关或调用端稳定传入 compare、export、import、predict。</w:t>
+        <w:t>UserId 能从网关或调用端稳定传入 compare、import、predict；export 不要求该请求头。</w:t>
       </w:r>
     </w:p>
     <w:p>
@@ -20925,7 +21147,7 @@
                 <w:color w:val="404040"/>
                 <w:sz w:val="15"/>
               </w:rPr>
-              <w:t>JSON 使用可空字段并省略；Excel 留空</w:t>
+              <w:t>compare JSON 使用可空字段并省略</w:t>
             </w:r>
           </w:p>
         </w:tc>
@@ -21137,7 +21359,7 @@
                 <w:color w:val="404040"/>
                 <w:sz w:val="15"/>
               </w:rPr>
-              <w:t>Excel 缺少明确识别状态</w:t>
+              <w:t>临时导出被接入向量识别</w:t>
             </w:r>
           </w:p>
         </w:tc>
@@ -21170,7 +21392,7 @@
                 <w:color w:val="404040"/>
                 <w:sz w:val="15"/>
               </w:rPr>
-              <w:t>只看等级和相似度难以识别失败</w:t>
+              <w:t>扩大接口依赖并改变原有 Excel</w:t>
             </w:r>
           </w:p>
         </w:tc>
@@ -21203,7 +21425,7 @@
                 <w:color w:val="404040"/>
                 <w:sz w:val="15"/>
               </w:rPr>
-              <w:t>追加识别状态列</w:t>
+              <w:t>移除 UserId、模型调用和预测列</w:t>
             </w:r>
           </w:p>
         </w:tc>
@@ -21236,7 +21458,7 @@
                 <w:color w:val="404040"/>
                 <w:sz w:val="15"/>
               </w:rPr>
-              <w:t>导出结果与 JSON 状态一致</w:t>
+              <w:t>导出恢复为独立基础工具</w:t>
             </w:r>
           </w:p>
         </w:tc>
@@ -21553,7 +21775,7 @@
                 <w:color w:val="404040"/>
                 <w:sz w:val="15"/>
               </w:rPr>
-              <w:t>README 批大小和导出列数过期</w:t>
+              <w:t>README 批大小和导出边界过期</w:t>
             </w:r>
           </w:p>
         </w:tc>
@@ -21621,7 +21843,7 @@
                 <w:color w:val="404040"/>
                 <w:sz w:val="15"/>
               </w:rPr>
-              <w:t>同步为 16 和 13/14/16 列</w:t>
+              <w:t>同步批上限 16 和导出 8/9/11 列</w:t>
             </w:r>
           </w:p>
         </w:tc>
@@ -21656,6 +21878,140 @@
                 <w:sz w:val="15"/>
               </w:rPr>
               <w:t>配置与交付说明一致</w:t>
+            </w:r>
+          </w:p>
+        </w:tc>
+      </w:tr>
+      <w:tr>
+        <w:tc>
+          <w:tcPr>
+            <w:tcW w:type="dxa" w:w="2268"/>
+            <w:tcBorders>
+              <w:top w:val="single" w:sz="4" w:color="B7C9DD"/>
+              <w:left w:val="single" w:sz="4" w:color="B7C9DD"/>
+              <w:bottom w:val="single" w:sz="4" w:color="B7C9DD"/>
+              <w:right w:val="single" w:sz="4" w:color="B7C9DD"/>
+              <w:insideH w:val="single" w:sz="4" w:color="B7C9DD"/>
+              <w:insideV w:val="single" w:sz="4" w:color="B7C9DD"/>
+            </w:tcBorders>
+            <w:tcMar>
+              <w:top w:w="80" w:type="dxa"/>
+              <w:start w:w="90" w:type="dxa"/>
+              <w:bottom w:w="80" w:type="dxa"/>
+              <w:end w:w="90" w:type="dxa"/>
+            </w:tcMar>
+            <w:vAlign w:val="center"/>
+          </w:tcPr>
+          <w:p>
+            <w:pPr>
+              <w:spacing w:before="0" w:after="0" w:line="252" w:lineRule="auto"/>
+            </w:pPr>
+            <w:r>
+              <w:rPr>
+                <w:rFonts w:ascii="Arial" w:hAnsi="Arial" w:eastAsia="Microsoft YaHei"/>
+                <w:color w:val="404040"/>
+                <w:sz w:val="15"/>
+              </w:rPr>
+              <w:t>compare 缺少文件级业务类型集合</w:t>
+            </w:r>
+          </w:p>
+        </w:tc>
+        <w:tc>
+          <w:tcPr>
+            <w:tcW w:type="dxa" w:w="2381"/>
+            <w:tcBorders>
+              <w:top w:val="single" w:sz="4" w:color="B7C9DD"/>
+              <w:left w:val="single" w:sz="4" w:color="B7C9DD"/>
+              <w:bottom w:val="single" w:sz="4" w:color="B7C9DD"/>
+              <w:right w:val="single" w:sz="4" w:color="B7C9DD"/>
+              <w:insideH w:val="single" w:sz="4" w:color="B7C9DD"/>
+              <w:insideV w:val="single" w:sz="4" w:color="B7C9DD"/>
+            </w:tcBorders>
+            <w:tcMar>
+              <w:top w:w="80" w:type="dxa"/>
+              <w:start w:w="90" w:type="dxa"/>
+              <w:bottom w:w="80" w:type="dxa"/>
+              <w:end w:w="90" w:type="dxa"/>
+            </w:tcMar>
+            <w:vAlign w:val="center"/>
+          </w:tcPr>
+          <w:p>
+            <w:pPr>
+              <w:spacing w:before="0" w:after="0" w:line="252" w:lineRule="auto"/>
+            </w:pPr>
+            <w:r>
+              <w:rPr>
+                <w:rFonts w:ascii="Arial" w:hAnsi="Arial" w:eastAsia="Microsoft YaHei"/>
+                <w:color w:val="404040"/>
+                <w:sz w:val="15"/>
+              </w:rPr>
+              <w:t>调用方需要自行遍历段落且容易采用不同可信度规则</w:t>
+            </w:r>
+          </w:p>
+        </w:tc>
+        <w:tc>
+          <w:tcPr>
+            <w:tcW w:type="dxa" w:w="2551"/>
+            <w:tcBorders>
+              <w:top w:val="single" w:sz="4" w:color="B7C9DD"/>
+              <w:left w:val="single" w:sz="4" w:color="B7C9DD"/>
+              <w:bottom w:val="single" w:sz="4" w:color="B7C9DD"/>
+              <w:right w:val="single" w:sz="4" w:color="B7C9DD"/>
+              <w:insideH w:val="single" w:sz="4" w:color="B7C9DD"/>
+              <w:insideV w:val="single" w:sz="4" w:color="B7C9DD"/>
+            </w:tcBorders>
+            <w:tcMar>
+              <w:top w:w="80" w:type="dxa"/>
+              <w:start w:w="90" w:type="dxa"/>
+              <w:bottom w:w="80" w:type="dxa"/>
+              <w:end w:w="90" w:type="dxa"/>
+            </w:tcMar>
+            <w:vAlign w:val="center"/>
+          </w:tcPr>
+          <w:p>
+            <w:pPr>
+              <w:spacing w:before="0" w:after="0" w:line="252" w:lineRule="auto"/>
+            </w:pPr>
+            <w:r>
+              <w:rPr>
+                <w:rFonts w:ascii="Arial" w:hAnsi="Arial" w:eastAsia="Microsoft YaHei"/>
+                <w:color w:val="404040"/>
+                <w:sz w:val="15"/>
+              </w:rPr>
+              <w:t>新增 fileChangeTypeCodes，并复用统一聚合器</w:t>
+            </w:r>
+          </w:p>
+        </w:tc>
+        <w:tc>
+          <w:tcPr>
+            <w:tcW w:type="dxa" w:w="1984"/>
+            <w:tcBorders>
+              <w:top w:val="single" w:sz="4" w:color="B7C9DD"/>
+              <w:left w:val="single" w:sz="4" w:color="B7C9DD"/>
+              <w:bottom w:val="single" w:sz="4" w:color="B7C9DD"/>
+              <w:right w:val="single" w:sz="4" w:color="B7C9DD"/>
+              <w:insideH w:val="single" w:sz="4" w:color="B7C9DD"/>
+              <w:insideV w:val="single" w:sz="4" w:color="B7C9DD"/>
+            </w:tcBorders>
+            <w:tcMar>
+              <w:top w:w="80" w:type="dxa"/>
+              <w:start w:w="90" w:type="dxa"/>
+              <w:bottom w:w="80" w:type="dxa"/>
+              <w:end w:w="90" w:type="dxa"/>
+            </w:tcMar>
+            <w:vAlign w:val="center"/>
+          </w:tcPr>
+          <w:p>
+            <w:pPr>
+              <w:spacing w:before="0" w:after="0" w:line="252" w:lineRule="auto"/>
+            </w:pPr>
+            <w:r>
+              <w:rPr>
+                <w:rFonts w:ascii="Arial" w:hAnsi="Arial" w:eastAsia="Microsoft YaHei"/>
+                <w:color w:val="404040"/>
+                <w:sz w:val="15"/>
+              </w:rPr>
+              <w:t>两个文档分析入口使用同一文件级口径</w:t>
             </w:r>
           </w:p>
         </w:tc>
@@ -22308,7 +22664,7 @@
                 <w:color w:val="404040"/>
                 <w:sz w:val="16"/>
               </w:rPr>
-              <w:t>Excel 显示状态，失败和跳过相似度留空</w:t>
+              <w:t>export 不调用预测服务且保持 8/9/11 个基础列</w:t>
             </w:r>
           </w:p>
         </w:tc>
@@ -22380,7 +22736,7 @@
                 <w:color w:val="404040"/>
                 <w:sz w:val="16"/>
               </w:rPr>
-              <w:t>compare 和 export 缺少 UserId 时返回业务码 400</w:t>
+              <w:t>compare 缺少 UserId 返回业务码 400；export 无 UserId 可下载</w:t>
             </w:r>
           </w:p>
         </w:tc>
@@ -22486,7 +22842,7 @@
                 <w:color w:val="404040"/>
                 <w:sz w:val="16"/>
               </w:rPr>
-              <w:t>118 个测试，0 失败，0 错误，0 跳过</w:t>
+              <w:t>123 个测试，0 失败，0 错误，0 跳过</w:t>
             </w:r>
           </w:p>
         </w:tc>
@@ -22631,6 +22987,74 @@
                 <w:sz w:val="16"/>
               </w:rPr>
               <w:t>通过，无空白错误</w:t>
+            </w:r>
+          </w:p>
+        </w:tc>
+      </w:tr>
+      <w:tr>
+        <w:tc>
+          <w:tcPr>
+            <w:tcW w:type="dxa" w:w="6350"/>
+            <w:tcBorders>
+              <w:top w:val="single" w:sz="4" w:color="B7C9DD"/>
+              <w:left w:val="single" w:sz="4" w:color="B7C9DD"/>
+              <w:bottom w:val="single" w:sz="4" w:color="B7C9DD"/>
+              <w:right w:val="single" w:sz="4" w:color="B7C9DD"/>
+              <w:insideH w:val="single" w:sz="4" w:color="B7C9DD"/>
+              <w:insideV w:val="single" w:sz="4" w:color="B7C9DD"/>
+            </w:tcBorders>
+            <w:tcMar>
+              <w:top w:w="80" w:type="dxa"/>
+              <w:start w:w="90" w:type="dxa"/>
+              <w:bottom w:w="80" w:type="dxa"/>
+              <w:end w:w="90" w:type="dxa"/>
+            </w:tcMar>
+            <w:vAlign w:val="center"/>
+          </w:tcPr>
+          <w:p>
+            <w:pPr>
+              <w:spacing w:before="0" w:after="0" w:line="252" w:lineRule="auto"/>
+            </w:pPr>
+            <w:r>
+              <w:rPr>
+                <w:rFonts w:ascii="Arial" w:hAnsi="Arial" w:eastAsia="Microsoft YaHei"/>
+                <w:color w:val="404040"/>
+                <w:sz w:val="16"/>
+              </w:rPr>
+              <w:t>文件级类型汇总：HIGH、双段候选、重复段落、上下文候选和部分失败</w:t>
+            </w:r>
+          </w:p>
+        </w:tc>
+        <w:tc>
+          <w:tcPr>
+            <w:tcW w:type="dxa" w:w="2835"/>
+            <w:tcBorders>
+              <w:top w:val="single" w:sz="4" w:color="B7C9DD"/>
+              <w:left w:val="single" w:sz="4" w:color="B7C9DD"/>
+              <w:bottom w:val="single" w:sz="4" w:color="B7C9DD"/>
+              <w:right w:val="single" w:sz="4" w:color="B7C9DD"/>
+              <w:insideH w:val="single" w:sz="4" w:color="B7C9DD"/>
+              <w:insideV w:val="single" w:sz="4" w:color="B7C9DD"/>
+            </w:tcBorders>
+            <w:tcMar>
+              <w:top w:w="80" w:type="dxa"/>
+              <w:start w:w="90" w:type="dxa"/>
+              <w:bottom w:w="80" w:type="dxa"/>
+              <w:end w:w="90" w:type="dxa"/>
+            </w:tcMar>
+            <w:vAlign w:val="center"/>
+          </w:tcPr>
+          <w:p>
+            <w:pPr>
+              <w:spacing w:before="0" w:after="0" w:line="252" w:lineRule="auto"/>
+            </w:pPr>
+            <w:r>
+              <w:rPr>
+                <w:rFonts w:ascii="Arial" w:hAnsi="Arial" w:eastAsia="Microsoft YaHei"/>
+                <w:color w:val="404040"/>
+                <w:sz w:val="16"/>
+              </w:rPr>
+              <w:t>通过</w:t>
             </w:r>
           </w:p>
         </w:tc>
@@ -22683,7 +23107,7 @@
           <w:color w:val="404040"/>
           <w:sz w:val="20"/>
         </w:rPr>
-        <w:t>不保存分析任务，因此 compare 后再 export 会重复分析和模型调用。</w:t>
+        <w:t>临时 export 会独立重做基础文件下载和结构分析，但不会重复模型调用。</w:t>
       </w:r>
     </w:p>
     <w:p>
@@ -22800,12 +23224,7 @@
         <w:ind w:left="369" w:hanging="142"/>
       </w:pPr>
       <w:r>
-        <w:rPr>
-          <w:rFonts w:ascii="Arial" w:hAnsi="Arial" w:eastAsia="Microsoft YaHei"/>
-          <w:color w:val="404040"/>
-          <w:sz w:val="20"/>
-        </w:rPr>
-        <w:t>业务判断先看响应体 code，再看 predictionSummary 和单项 status。</w:t>
+        <w:t>业务判断先看响应体 code，再看 fileChangeTypeCodes、predictionSummary 和单项 status。</w:t>
       </w:r>
     </w:p>
     <w:p>
@@ -22865,7 +23284,7 @@
           <w:color w:val="404040"/>
           <w:sz w:val="20"/>
         </w:rPr>
-        <w:t>一次用户操作只调用 compare 或 export；不要先 compare 后立即 export。</w:t>
+        <w:t>export 只用于下载基础差异，不展示 predictionSummary 或 businessTypePrediction。</w:t>
       </w:r>
     </w:p>
     <w:p>
@@ -23097,7 +23516,7 @@
                 <w:color w:val="404040"/>
                 <w:sz w:val="17"/>
               </w:rPr>
-              <w:t>需要先预览再无重复导出</w:t>
+              <w:t>需要业务在线审核</w:t>
             </w:r>
           </w:p>
         </w:tc>
@@ -23130,7 +23549,7 @@
                 <w:color w:val="404040"/>
                 <w:sz w:val="17"/>
               </w:rPr>
-              <w:t>引入短期结果缓存或分析任务持久化，并以 analysisId 导出</w:t>
+              <w:t>新增审核明细、操作审计和权限控制；确认后再进入历史样本</w:t>
             </w:r>
           </w:p>
         </w:tc>
@@ -23169,7 +23588,7 @@
                 <w:color w:val="404040"/>
                 <w:sz w:val="17"/>
               </w:rPr>
-              <w:t>需要业务在线审核</w:t>
+              <w:t>类型依赖旧新变化方向</w:t>
             </w:r>
           </w:p>
         </w:tc>
@@ -23203,7 +23622,7 @@
                 <w:color w:val="404040"/>
                 <w:sz w:val="17"/>
               </w:rPr>
-              <w:t>新增审核明细、操作审计和权限控制；确认后再进入历史样本</w:t>
+              <w:t>建设 oldContent + newContent / diff 成对样本和独立模型或规则</w:t>
             </w:r>
           </w:p>
         </w:tc>
@@ -23241,7 +23660,7 @@
                 <w:color w:val="404040"/>
                 <w:sz w:val="17"/>
               </w:rPr>
-              <w:t>类型依赖旧新变化方向</w:t>
+              <w:t>上下文候选经标注集证明稳定</w:t>
             </w:r>
           </w:p>
         </w:tc>
@@ -23274,7 +23693,7 @@
                 <w:color w:val="404040"/>
                 <w:sz w:val="17"/>
               </w:rPr>
-              <w:t>建设 oldContent + newContent / diff 成对样本和独立模型或规则</w:t>
+              <w:t>为上下文单独校准阈值，再评估开放 HIGH</w:t>
             </w:r>
           </w:p>
         </w:tc>
@@ -23313,7 +23732,7 @@
                 <w:color w:val="404040"/>
                 <w:sz w:val="17"/>
               </w:rPr>
-              <w:t>上下文候选经标注集证明稳定</w:t>
+              <w:t>扩展为多实例</w:t>
             </w:r>
           </w:p>
         </w:tc>
@@ -23347,7 +23766,7 @@
                 <w:color w:val="404040"/>
                 <w:sz w:val="17"/>
               </w:rPr>
-              <w:t>为上下文单独校准阈值，再评估开放 HIGH</w:t>
+              <w:t>使用消息通知、版本号轮询或集中向量服务同步索引</w:t>
             </w:r>
           </w:p>
         </w:tc>
@@ -23385,7 +23804,7 @@
                 <w:color w:val="404040"/>
                 <w:sz w:val="17"/>
               </w:rPr>
-              <w:t>扩展为多实例</w:t>
+              <w:t>同步接口耗时超过 SLA</w:t>
             </w:r>
           </w:p>
         </w:tc>
@@ -23407,79 +23826,6 @@
               <w:end w:w="90" w:type="dxa"/>
             </w:tcMar>
             <w:vAlign w:val="center"/>
-          </w:tcPr>
-          <w:p>
-            <w:pPr>
-              <w:spacing w:before="0" w:after="0" w:line="252" w:lineRule="auto"/>
-            </w:pPr>
-            <w:r>
-              <w:rPr>
-                <w:rFonts w:ascii="Arial" w:hAnsi="Arial" w:eastAsia="Microsoft YaHei"/>
-                <w:color w:val="404040"/>
-                <w:sz w:val="17"/>
-              </w:rPr>
-              <w:t>使用消息通知、版本号轮询或集中向量服务同步索引</w:t>
-            </w:r>
-          </w:p>
-        </w:tc>
-      </w:tr>
-      <w:tr>
-        <w:trPr>
-          <w:cantSplit/>
-        </w:trPr>
-        <w:tc>
-          <w:tcPr>
-            <w:tcW w:type="dxa" w:w="3515"/>
-            <w:tcBorders>
-              <w:top w:val="single" w:sz="4" w:color="B7C9DD"/>
-              <w:left w:val="single" w:sz="4" w:color="B7C9DD"/>
-              <w:bottom w:val="single" w:sz="4" w:color="B7C9DD"/>
-              <w:right w:val="single" w:sz="4" w:color="B7C9DD"/>
-              <w:insideH w:val="single" w:sz="4" w:color="B7C9DD"/>
-              <w:insideV w:val="single" w:sz="4" w:color="B7C9DD"/>
-            </w:tcBorders>
-            <w:tcMar>
-              <w:top w:w="80" w:type="dxa"/>
-              <w:start w:w="90" w:type="dxa"/>
-              <w:bottom w:w="80" w:type="dxa"/>
-              <w:end w:w="90" w:type="dxa"/>
-            </w:tcMar>
-            <w:vAlign w:val="center"/>
-            <w:shd w:fill="EEF5FB"/>
-          </w:tcPr>
-          <w:p>
-            <w:pPr>
-              <w:spacing w:before="0" w:after="0" w:line="252" w:lineRule="auto"/>
-            </w:pPr>
-            <w:r>
-              <w:rPr>
-                <w:rFonts w:ascii="Arial" w:hAnsi="Arial" w:eastAsia="Microsoft YaHei"/>
-                <w:color w:val="404040"/>
-                <w:sz w:val="17"/>
-              </w:rPr>
-              <w:t>同步接口耗时超过 SLA</w:t>
-            </w:r>
-          </w:p>
-        </w:tc>
-        <w:tc>
-          <w:tcPr>
-            <w:tcW w:type="dxa" w:w="5669"/>
-            <w:tcBorders>
-              <w:top w:val="single" w:sz="4" w:color="B7C9DD"/>
-              <w:left w:val="single" w:sz="4" w:color="B7C9DD"/>
-              <w:bottom w:val="single" w:sz="4" w:color="B7C9DD"/>
-              <w:right w:val="single" w:sz="4" w:color="B7C9DD"/>
-              <w:insideH w:val="single" w:sz="4" w:color="B7C9DD"/>
-              <w:insideV w:val="single" w:sz="4" w:color="B7C9DD"/>
-            </w:tcBorders>
-            <w:tcMar>
-              <w:top w:w="80" w:type="dxa"/>
-              <w:start w:w="90" w:type="dxa"/>
-              <w:bottom w:w="80" w:type="dxa"/>
-              <w:end w:w="90" w:type="dxa"/>
-            </w:tcMar>
-            <w:vAlign w:val="center"/>
-            <w:shd w:fill="EEF5FB"/>
           </w:tcPr>
           <w:p>
             <w:pPr>
@@ -23543,7 +23889,7 @@
           <w:color w:val="404040"/>
           <w:sz w:val="20"/>
         </w:rPr>
-        <w:t>历史库为空时：导入确认样本 → 查询索引状态 → 调用 compare 或 export。</w:t>
+        <w:t>历史库为空时：导入确认样本 → 查询索引状态 → 调用 compare。</w:t>
       </w:r>
     </w:p>
     <w:p>
@@ -23552,21 +23898,7 @@
         <w:ind w:left="408" w:hanging="198"/>
       </w:pPr>
       <w:r>
-        <w:rPr>
-          <w:rFonts w:ascii="Arial" w:hAnsi="Arial" w:eastAsia="Microsoft YaHei"/>
-          <w:b/>
-          <w:color w:val="202020"/>
-          <w:sz w:val="20"/>
-        </w:rPr>
-        <w:t xml:space="preserve">2. </w:t>
-      </w:r>
-      <w:r>
-        <w:rPr>
-          <w:rFonts w:ascii="Arial" w:hAnsi="Arial" w:eastAsia="Microsoft YaHei"/>
-          <w:color w:val="404040"/>
-          <w:sz w:val="20"/>
-        </w:rPr>
-        <w:t>日常分析：传 UserId 和文件路径 → 检查响应体 code → 展示结构变化和业务类型状态。</w:t>
+        <w:t>2. 日常分析：向 compare 传 UserId 和文件路径 → 检查响应体 code → 优先读取 fileChangeTypeCodes → 展示结构变化和段落级识别状态。</w:t>
       </w:r>
     </w:p>
     <w:p>
@@ -23613,6 +23945,29 @@
           <w:sz w:val="20"/>
         </w:rPr>
         <w:t>新增已确认样本时：整理单段落和类型编码 → Excel 导入 → 核对 indexReloaded 和索引样本数。</w:t>
+      </w:r>
+    </w:p>
+    <w:p>
+      <w:pPr>
+        <w:spacing w:after="60" w:line="288" w:lineRule="auto"/>
+        <w:ind w:left="408" w:hanging="198"/>
+      </w:pPr>
+      <w:r>
+        <w:rPr>
+          <w:rFonts w:ascii="Arial" w:hAnsi="Arial" w:eastAsia="Microsoft YaHei"/>
+          <w:b/>
+          <w:color w:val="202020"/>
+          <w:sz w:val="20"/>
+        </w:rPr>
+        <w:t xml:space="preserve">5. </w:t>
+      </w:r>
+      <w:r>
+        <w:rPr>
+          <w:rFonts w:ascii="Arial" w:hAnsi="Arial" w:eastAsia="Microsoft YaHei"/>
+          <w:color w:val="404040"/>
+          <w:sz w:val="20"/>
+        </w:rPr>
+        <w:t>临时导出：向 export 传文件路径 → 不传 UserId → 下载仅含基础差异或变更内容的 Excel。</w:t>
       </w:r>
     </w:p>
     <w:sectPr>

--- a/docs/合同比对与历史向量业务类型识别流程及接口调用说明.docx
+++ b/docs/合同比对与历史向量业务类型识别流程及接口调用说明.docx
@@ -23375,7 +23375,7 @@
           <w:color w:val="404040"/>
           <w:sz w:val="20"/>
         </w:rPr>
-        <w:t>索引 DEGRADED 时根据 errorCount 排查损坏 BLOB、维度或版本不一致。</w:t>
+        <w:t xml:space="preserve">索引 DEGRADED 时根据 errorCount 排查损坏 CLOB JSON、维度或版本不一致。</w:t>
       </w:r>
     </w:p>
     <w:p>
